--- a/Assignment1.docx
+++ b/Assignment1.docx
@@ -108,44 +108,48 @@
         <w:pStyle w:val="FirstParagraph"/>
       </w:pPr>
       <w:r>
-        <w:t xml:space="preserve">This is my intro for my analysis.</w:t>
-      </w:r>
-    </w:p>
-    <w:bookmarkStart w:id="21" w:name="this-is-a-subheading"/>
-    <w:p>
-      <w:pPr>
-        <w:pStyle w:val="Heading2"/>
-      </w:pPr>
-      <w:r>
-        <w:t xml:space="preserve">1.1 This is a subheading</w:t>
-      </w:r>
-    </w:p>
-    <w:p>
-      <w:pPr>
-        <w:pStyle w:val="FirstParagraph"/>
-      </w:pPr>
-      <w:r>
-        <w:t xml:space="preserve">This is my intro for my analysis. This is my intro for my analysis. This is my intro for my analysis.</w:t>
-      </w:r>
-    </w:p>
-    <w:bookmarkStart w:id="20" w:name="what-is-rstudio"/>
-    <w:p>
-      <w:pPr>
-        <w:pStyle w:val="Heading3"/>
-      </w:pPr>
-      <w:r>
-        <w:t xml:space="preserve">1.1.1 What is Rstudio?</w:t>
-      </w:r>
-    </w:p>
-    <w:p>
-      <w:pPr>
-        <w:pStyle w:val="FirstParagraph"/>
-      </w:pPr>
-      <w:r>
         <w:rPr>
           <w:iCs/>
           <w:i/>
         </w:rPr>
+        <w:t xml:space="preserve">This is my intro for my analysis.</w:t>
+      </w:r>
+    </w:p>
+    <w:bookmarkStart w:id="21" w:name="this-is-a-subheading"/>
+    <w:p>
+      <w:pPr>
+        <w:pStyle w:val="Heading2"/>
+      </w:pPr>
+      <w:r>
+        <w:t xml:space="preserve">1.1 This is a subheading</w:t>
+      </w:r>
+    </w:p>
+    <w:p>
+      <w:pPr>
+        <w:pStyle w:val="FirstParagraph"/>
+      </w:pPr>
+      <w:r>
+        <w:t xml:space="preserve">This is my intro for my analysis. This is my intro for my analysis. This is my intro for my analysis.</w:t>
+      </w:r>
+    </w:p>
+    <w:bookmarkStart w:id="20" w:name="what-is-rstudio"/>
+    <w:p>
+      <w:pPr>
+        <w:pStyle w:val="Heading3"/>
+      </w:pPr>
+      <w:r>
+        <w:t xml:space="preserve">1.1.1 What is Rstudio?</w:t>
+      </w:r>
+    </w:p>
+    <w:p>
+      <w:pPr>
+        <w:pStyle w:val="FirstParagraph"/>
+      </w:pPr>
+      <w:r>
+        <w:rPr>
+          <w:iCs/>
+          <w:i/>
+        </w:rPr>
         <w:t xml:space="preserve">R is a collaborative project with many contributors.</w:t>
       </w:r>
     </w:p>
@@ -282,13 +286,7 @@
         <w:t xml:space="preserve"> </w:t>
       </w:r>
       <w:r>
-        <w:t xml:space="preserve">for an HTML browser interface to help.</w:t>
-      </w:r>
-      <w:r>
-        <w:t xml:space="preserve"> </w:t>
-      </w:r>
-      <w:r>
-        <w:t xml:space="preserve">Type</w:t>
+        <w:t xml:space="preserve">for an HTML browser interface to help. Type</w:t>
       </w:r>
       <w:r>
         <w:t xml:space="preserve"> </w:t>
@@ -325,6 +323,10 @@
         </w:numPr>
       </w:pPr>
       <w:r>
+        <w:rPr>
+          <w:iCs/>
+          <w:i/>
+        </w:rPr>
         <w:t xml:space="preserve">Item 1</w:t>
       </w:r>
     </w:p>
